--- a/docs/作品设计文档.docx
+++ b/docs/作品设计文档.docx
@@ -2730,10 +2730,10 @@
     <w:qFormat/>
     <w:rsid w:val="00FC693F"/>
     <w:pPr>
-      <w:spacing w:line="360" w:lineRule="auto"/>
+      <w:spacing w:line="360" w:lineRule="auto" w:after="120"/>
     </w:pPr>
     <w:rPr>
-      <w:rFonts w:ascii="宋体" w:hAnsi="宋体"/>
+      <w:rFonts w:ascii="Times New Roman" w:hAnsi="Times New Roman" w:eastAsia="宋体"/>
       <w:sz w:val="24"/>
     </w:rPr>
   </w:style>
@@ -2796,7 +2796,7 @@
       <w:outlineLvl w:val="0"/>
     </w:pPr>
     <w:rPr>
-      <w:rFonts w:asciiTheme="majorHAnsi" w:eastAsiaTheme="majorEastAsia" w:hAnsiTheme="majorHAnsi" w:cstheme="majorBidi" w:ascii="黑体" w:hAnsi="黑体"/>
+      <w:rFonts w:asciiTheme="majorHAnsi" w:eastAsiaTheme="majorEastAsia" w:hAnsiTheme="majorHAnsi" w:cstheme="majorBidi" w:ascii="Times New Roman" w:hAnsi="Times New Roman" w:eastAsia="黑体"/>
       <w:b/>
       <w:bCs/>
       <w:color w:val="365F91" w:themeColor="accent1" w:themeShade="BF"/>
@@ -2820,7 +2820,7 @@
       <w:outlineLvl w:val="1"/>
     </w:pPr>
     <w:rPr>
-      <w:rFonts w:asciiTheme="majorHAnsi" w:eastAsiaTheme="majorEastAsia" w:hAnsiTheme="majorHAnsi" w:cstheme="majorBidi" w:ascii="黑体" w:hAnsi="黑体"/>
+      <w:rFonts w:asciiTheme="majorHAnsi" w:eastAsiaTheme="majorEastAsia" w:hAnsiTheme="majorHAnsi" w:cstheme="majorBidi" w:ascii="Times New Roman" w:hAnsi="Times New Roman" w:eastAsia="黑体"/>
       <w:b/>
       <w:bCs/>
       <w:color w:val="4F81BD" w:themeColor="accent1"/>
@@ -2844,7 +2844,7 @@
       <w:outlineLvl w:val="2"/>
     </w:pPr>
     <w:rPr>
-      <w:rFonts w:asciiTheme="majorHAnsi" w:eastAsiaTheme="majorEastAsia" w:hAnsiTheme="majorHAnsi" w:cstheme="majorBidi" w:ascii="黑体" w:hAnsi="黑体"/>
+      <w:rFonts w:asciiTheme="majorHAnsi" w:eastAsiaTheme="majorEastAsia" w:hAnsiTheme="majorHAnsi" w:cstheme="majorBidi" w:ascii="Times New Roman" w:hAnsi="Times New Roman" w:eastAsia="黑体"/>
       <w:b/>
       <w:bCs/>
       <w:color w:val="4F81BD" w:themeColor="accent1"/>
@@ -3086,7 +3086,7 @@
       <w:contextualSpacing/>
     </w:pPr>
     <w:rPr>
-      <w:rFonts w:asciiTheme="majorHAnsi" w:eastAsiaTheme="majorEastAsia" w:hAnsiTheme="majorHAnsi" w:cstheme="majorBidi" w:ascii="黑体" w:hAnsi="黑体"/>
+      <w:rFonts w:asciiTheme="majorHAnsi" w:eastAsiaTheme="majorEastAsia" w:hAnsiTheme="majorHAnsi" w:cstheme="majorBidi" w:ascii="Times New Roman" w:hAnsi="Times New Roman" w:eastAsia="黑体"/>
       <w:b/>
       <w:color w:val="17365D" w:themeColor="text2" w:themeShade="BF"/>
       <w:spacing w:val="5"/>

--- a/docs/作品设计文档.docx
+++ b/docs/作品设计文档.docx
@@ -2733,7 +2733,8 @@
       <w:spacing w:line="360" w:lineRule="auto" w:after="120"/>
     </w:pPr>
     <w:rPr>
-      <w:rFonts w:ascii="Times New Roman" w:hAnsi="Times New Roman" w:eastAsia="宋体"/>
+      <w:rFonts w:ascii="宋体" w:hAnsi="宋体"/>
+      <w:color w:val="000000"/>
       <w:sz w:val="24"/>
     </w:rPr>
   </w:style>
@@ -2796,11 +2797,11 @@
       <w:outlineLvl w:val="0"/>
     </w:pPr>
     <w:rPr>
-      <w:rFonts w:asciiTheme="majorHAnsi" w:eastAsiaTheme="majorEastAsia" w:hAnsiTheme="majorHAnsi" w:cstheme="majorBidi" w:ascii="Times New Roman" w:hAnsi="Times New Roman" w:eastAsia="黑体"/>
+      <w:rFonts w:asciiTheme="majorHAnsi" w:eastAsiaTheme="majorEastAsia" w:hAnsiTheme="majorHAnsi" w:cstheme="majorBidi" w:ascii="黑体" w:hAnsi="黑体"/>
       <w:b/>
       <w:bCs/>
-      <w:color w:val="365F91" w:themeColor="accent1" w:themeShade="BF"/>
-      <w:sz w:val="32"/>
+      <w:color w:val="000000"/>
+      <w:sz w:val="36"/>
       <w:szCs w:val="28"/>
     </w:rPr>
   </w:style>
@@ -2820,11 +2821,11 @@
       <w:outlineLvl w:val="1"/>
     </w:pPr>
     <w:rPr>
-      <w:rFonts w:asciiTheme="majorHAnsi" w:eastAsiaTheme="majorEastAsia" w:hAnsiTheme="majorHAnsi" w:cstheme="majorBidi" w:ascii="Times New Roman" w:hAnsi="Times New Roman" w:eastAsia="黑体"/>
+      <w:rFonts w:asciiTheme="majorHAnsi" w:eastAsiaTheme="majorEastAsia" w:hAnsiTheme="majorHAnsi" w:cstheme="majorBidi" w:ascii="黑体" w:hAnsi="黑体"/>
       <w:b/>
       <w:bCs/>
-      <w:color w:val="4F81BD" w:themeColor="accent1"/>
-      <w:sz w:val="28"/>
+      <w:color w:val="000000"/>
+      <w:sz w:val="32"/>
       <w:szCs w:val="26"/>
     </w:rPr>
   </w:style>
@@ -2844,11 +2845,11 @@
       <w:outlineLvl w:val="2"/>
     </w:pPr>
     <w:rPr>
-      <w:rFonts w:asciiTheme="majorHAnsi" w:eastAsiaTheme="majorEastAsia" w:hAnsiTheme="majorHAnsi" w:cstheme="majorBidi" w:ascii="Times New Roman" w:hAnsi="Times New Roman" w:eastAsia="黑体"/>
+      <w:rFonts w:asciiTheme="majorHAnsi" w:eastAsiaTheme="majorEastAsia" w:hAnsiTheme="majorHAnsi" w:cstheme="majorBidi" w:ascii="黑体" w:hAnsi="黑体"/>
       <w:b/>
       <w:bCs/>
-      <w:color w:val="4F81BD" w:themeColor="accent1"/>
-      <w:sz w:val="24"/>
+      <w:color w:val="000000"/>
+      <w:sz w:val="30"/>
     </w:rPr>
   </w:style>
   <w:style w:type="paragraph" w:styleId="Heading4">
@@ -3086,9 +3087,9 @@
       <w:contextualSpacing/>
     </w:pPr>
     <w:rPr>
-      <w:rFonts w:asciiTheme="majorHAnsi" w:eastAsiaTheme="majorEastAsia" w:hAnsiTheme="majorHAnsi" w:cstheme="majorBidi" w:ascii="Times New Roman" w:hAnsi="Times New Roman" w:eastAsia="黑体"/>
+      <w:rFonts w:asciiTheme="majorHAnsi" w:eastAsiaTheme="majorEastAsia" w:hAnsiTheme="majorHAnsi" w:cstheme="majorBidi" w:ascii="黑体" w:hAnsi="黑体"/>
       <w:b/>
-      <w:color w:val="17365D" w:themeColor="text2" w:themeShade="BF"/>
+      <w:color w:val="000000"/>
       <w:spacing w:val="5"/>
       <w:kern w:val="28"/>
       <w:sz w:val="44"/>
